--- a/06_산출물_문서/2계층_절차서/QP-1002_지속적_개선_관리.docx
+++ b/06_산출물_문서/2계층_절차서/QP-1002_지속적_개선_관리.docx
@@ -270,11 +270,11 @@
     </w:p>
     <w:tbl>
       <w:tblPr>
-        <w:tblW w:w="8788" w:type="dxa"/>
         <w:tblCellMar>
           <w:left w:w="108" w:type="dxa"/>
           <w:right w:w="108" w:type="dxa"/>
         </w:tblCellMar>
+        <w:tblW w:w="8788" w:type="dxa"/>
         <w:tblBorders>
           <w:top w:val="single" w:sz="4" w:color="2E74B5" w:space="0"/>
           <w:left w:val="single" w:sz="4" w:color="2E74B5" w:space="0"/>
@@ -294,13 +294,13 @@
         <w:tc>
           <w:tcPr>
             <w:tcW w:w="1500" w:type="dxa"/>
-            <w:shd w:val="clear" w:color="auto" w:fill="D9D9D9"/>
-            <w:tcMar>
-              <w:top w:w="60" w:type="dxa"/>
-              <w:left w:w="120" w:type="dxa"/>
-              <w:bottom w:w="60" w:type="dxa"/>
-              <w:right w:w="120" w:type="dxa"/>
-            </w:tcMar>
+            <w:tcMar>
+              <w:top w:w="60" w:type="dxa"/>
+              <w:left w:w="120" w:type="dxa"/>
+              <w:bottom w:w="60" w:type="dxa"/>
+              <w:right w:w="120" w:type="dxa"/>
+            </w:tcMar>
+            <w:shd w:val="clear" w:color="auto" w:fill="DEEAF1"/>
           </w:tcPr>
           <w:p>
             <w:pPr>
@@ -320,13 +320,13 @@
         <w:tc>
           <w:tcPr>
             <w:tcW w:w="2800" w:type="dxa"/>
-            <w:shd w:val="clear" w:color="auto" w:fill="D9D9D9"/>
-            <w:tcMar>
-              <w:top w:w="60" w:type="dxa"/>
-              <w:left w:w="120" w:type="dxa"/>
-              <w:bottom w:w="60" w:type="dxa"/>
-              <w:right w:w="120" w:type="dxa"/>
-            </w:tcMar>
+            <w:tcMar>
+              <w:top w:w="60" w:type="dxa"/>
+              <w:left w:w="120" w:type="dxa"/>
+              <w:bottom w:w="60" w:type="dxa"/>
+              <w:right w:w="120" w:type="dxa"/>
+            </w:tcMar>
+            <w:shd w:val="clear" w:color="auto" w:fill="DEEAF1"/>
           </w:tcPr>
           <w:p>
             <w:pPr>
@@ -346,13 +346,13 @@
         <w:tc>
           <w:tcPr>
             <w:tcW w:w="2000" w:type="dxa"/>
-            <w:shd w:val="clear" w:color="auto" w:fill="D9D9D9"/>
-            <w:tcMar>
-              <w:top w:w="60" w:type="dxa"/>
-              <w:left w:w="120" w:type="dxa"/>
-              <w:bottom w:w="60" w:type="dxa"/>
-              <w:right w:w="120" w:type="dxa"/>
-            </w:tcMar>
+            <w:tcMar>
+              <w:top w:w="60" w:type="dxa"/>
+              <w:left w:w="120" w:type="dxa"/>
+              <w:bottom w:w="60" w:type="dxa"/>
+              <w:right w:w="120" w:type="dxa"/>
+            </w:tcMar>
+            <w:shd w:val="clear" w:color="auto" w:fill="DEEAF1"/>
           </w:tcPr>
           <w:p>
             <w:pPr>
@@ -372,13 +372,13 @@
         <w:tc>
           <w:tcPr>
             <w:tcW w:w="2488" w:type="dxa"/>
-            <w:shd w:val="clear" w:color="auto" w:fill="D9D9D9"/>
-            <w:tcMar>
-              <w:top w:w="60" w:type="dxa"/>
-              <w:left w:w="120" w:type="dxa"/>
-              <w:bottom w:w="60" w:type="dxa"/>
-              <w:right w:w="120" w:type="dxa"/>
-            </w:tcMar>
+            <w:tcMar>
+              <w:top w:w="60" w:type="dxa"/>
+              <w:left w:w="120" w:type="dxa"/>
+              <w:bottom w:w="60" w:type="dxa"/>
+              <w:right w:w="120" w:type="dxa"/>
+            </w:tcMar>
+            <w:shd w:val="clear" w:color="auto" w:fill="DEEAF1"/>
           </w:tcPr>
           <w:p>
             <w:pPr>
@@ -1167,7 +1167,7 @@
         </w:trPr>
         <w:tc>
           <w:tcPr>
-            <w:tcW w:w="2460" w:type="dxa"/>
+            <w:tcW w:w="2216" w:type="dxa"/>
             <w:tcMar>
               <w:top w:w="60" w:type="dxa"/>
               <w:left w:w="120" w:type="dxa"/>
@@ -1188,7 +1188,7 @@
         </w:tc>
         <w:tc>
           <w:tcPr>
-            <w:tcW w:w="6328" w:type="dxa"/>
+            <w:tcW w:w="6572" w:type="dxa"/>
             <w:tcMar>
               <w:top w:w="60" w:type="dxa"/>
               <w:left w:w="120" w:type="dxa"/>
@@ -1210,9 +1210,7 @@
       </w:tr>
       <w:tr>
         <w:tc>
-          <w:tcPr>
-            <w:tcW w:w="2460" w:type="dxa"/>
-          </w:tcPr>
+          <w:tcPr/>
           <w:p>
             <w:pPr>
               <w:pStyle w:val="Compact"/>
@@ -1224,7 +1222,7 @@
         </w:tc>
         <w:tc>
           <w:tcPr>
-            <w:tcW w:w="6328" w:type="dxa"/>
+            <w:tcW w:w="6572" w:type="dxa"/>
             <w:tcMar>
               <w:top w:w="60" w:type="dxa"/>
               <w:left w:w="120" w:type="dxa"/>
@@ -1257,6 +1255,7 @@
         </w:tc>
         <w:tc>
           <w:tcPr>
+            <w:tcW w:w="6572" w:type="dxa"/>
             <w:tcMar>
               <w:top w:w="60" w:type="dxa"/>
               <w:left w:w="120" w:type="dxa"/>
@@ -1288,9 +1287,7 @@
           </w:p>
         </w:tc>
         <w:tc>
-          <w:tcPr>
-            <w:tcW w:w="6328" w:type="dxa"/>
-          </w:tcPr>
+          <w:tcPr/>
           <w:p>
             <w:pPr>
               <w:pStyle w:val="Compact"/>
@@ -1303,19 +1300,10 @@
       </w:tr>
       <w:tr>
         <w:tc>
-          <w:tcPr>
-            <w:tcW w:w="2460" w:type="dxa"/>
-            <w:tcMar>
-              <w:top w:w="60" w:type="dxa"/>
-              <w:left w:w="120" w:type="dxa"/>
-              <w:bottom w:w="60" w:type="dxa"/>
-              <w:right w:w="120" w:type="dxa"/>
-            </w:tcMar>
-          </w:tcPr>
-          <w:p>
-            <w:pPr>
-              <w:pStyle w:val="Compact"/>
-              <w:wordWrap w:val="1"/>
+          <w:tcPr/>
+          <w:p>
+            <w:pPr>
+              <w:pStyle w:val="Compact"/>
             </w:pPr>
             <w:r>
               <w:t xml:space="preserve">서비스 개선</w:t>
@@ -1323,10 +1311,19 @@
           </w:p>
         </w:tc>
         <w:tc>
-          <w:tcPr/>
-          <w:p>
-            <w:pPr>
-              <w:pStyle w:val="Compact"/>
+          <w:tcPr>
+            <w:tcW w:w="6572" w:type="dxa"/>
+            <w:tcMar>
+              <w:top w:w="60" w:type="dxa"/>
+              <w:left w:w="120" w:type="dxa"/>
+              <w:bottom w:w="60" w:type="dxa"/>
+              <w:right w:w="120" w:type="dxa"/>
+            </w:tcMar>
+          </w:tcPr>
+          <w:p>
+            <w:pPr>
+              <w:pStyle w:val="Compact"/>
+              <w:wordWrap w:val="1"/>
             </w:pPr>
             <w:r>
               <w:t xml:space="preserve">고객 대응 개선, 납기 성과 향상, 기술 지원 강화</w:t>
@@ -1336,18 +1333,10 @@
       </w:tr>
       <w:tr>
         <w:tc>
-          <w:tcPr>
-            <w:tcMar>
-              <w:top w:w="60" w:type="dxa"/>
-              <w:left w:w="120" w:type="dxa"/>
-              <w:bottom w:w="60" w:type="dxa"/>
-              <w:right w:w="120" w:type="dxa"/>
-            </w:tcMar>
-          </w:tcPr>
-          <w:p>
-            <w:pPr>
-              <w:pStyle w:val="Compact"/>
-              <w:wordWrap w:val="1"/>
+          <w:tcPr/>
+          <w:p>
+            <w:pPr>
+              <w:pStyle w:val="Compact"/>
             </w:pPr>
             <w:r>
               <w:t xml:space="preserve">조직 역량 개선</w:t>
@@ -1355,18 +1344,10 @@
           </w:p>
         </w:tc>
         <w:tc>
-          <w:tcPr>
-            <w:tcMar>
-              <w:top w:w="60" w:type="dxa"/>
-              <w:left w:w="120" w:type="dxa"/>
-              <w:bottom w:w="60" w:type="dxa"/>
-              <w:right w:w="120" w:type="dxa"/>
-            </w:tcMar>
-          </w:tcPr>
-          <w:p>
-            <w:pPr>
-              <w:pStyle w:val="Compact"/>
-              <w:wordWrap w:val="1"/>
+          <w:tcPr/>
+          <w:p>
+            <w:pPr>
+              <w:pStyle w:val="Compact"/>
             </w:pPr>
             <w:r>
               <w:t xml:space="preserve">인력 역량 강화, 교육 체계 개선, 조직 문화 발전</w:t>
@@ -1424,7 +1405,7 @@
         </w:trPr>
         <w:tc>
           <w:tcPr>
-            <w:tcW w:w="2460" w:type="dxa"/>
+            <w:tcW w:w="2293" w:type="dxa"/>
             <w:tcMar>
               <w:top w:w="60" w:type="dxa"/>
               <w:left w:w="120" w:type="dxa"/>
@@ -1445,7 +1426,7 @@
         </w:tc>
         <w:tc>
           <w:tcPr>
-            <w:tcW w:w="6328" w:type="dxa"/>
+            <w:tcW w:w="6495" w:type="dxa"/>
             <w:tcMar>
               <w:top w:w="60" w:type="dxa"/>
               <w:left w:w="120" w:type="dxa"/>
@@ -1467,9 +1448,7 @@
       </w:tr>
       <w:tr>
         <w:tc>
-          <w:tcPr>
-            <w:tcW w:w="2460" w:type="dxa"/>
-          </w:tcPr>
+          <w:tcPr/>
           <w:p>
             <w:pPr>
               <w:pStyle w:val="Compact"/>
@@ -1481,7 +1460,7 @@
         </w:tc>
         <w:tc>
           <w:tcPr>
-            <w:tcW w:w="6328" w:type="dxa"/>
+            <w:tcW w:w="6495" w:type="dxa"/>
             <w:tcMar>
               <w:top w:w="60" w:type="dxa"/>
               <w:left w:w="120" w:type="dxa"/>
@@ -1514,6 +1493,7 @@
         </w:tc>
         <w:tc>
           <w:tcPr>
+            <w:tcW w:w="6495" w:type="dxa"/>
             <w:tcMar>
               <w:top w:w="60" w:type="dxa"/>
               <w:left w:w="120" w:type="dxa"/>
@@ -1545,9 +1525,7 @@
           </w:p>
         </w:tc>
         <w:tc>
-          <w:tcPr>
-            <w:tcW w:w="6328" w:type="dxa"/>
-          </w:tcPr>
+          <w:tcPr/>
           <w:p>
             <w:pPr>
               <w:pStyle w:val="Compact"/>
@@ -1560,19 +1538,10 @@
       </w:tr>
       <w:tr>
         <w:tc>
-          <w:tcPr>
-            <w:tcW w:w="2460" w:type="dxa"/>
-            <w:tcMar>
-              <w:top w:w="60" w:type="dxa"/>
-              <w:left w:w="120" w:type="dxa"/>
-              <w:bottom w:w="60" w:type="dxa"/>
-              <w:right w:w="120" w:type="dxa"/>
-            </w:tcMar>
-          </w:tcPr>
-          <w:p>
-            <w:pPr>
-              <w:pStyle w:val="Compact"/>
-              <w:wordWrap w:val="1"/>
+          <w:tcPr/>
+          <w:p>
+            <w:pPr>
+              <w:pStyle w:val="Compact"/>
             </w:pPr>
             <w:r>
               <w:t xml:space="preserve">QM-001</w:t>
@@ -1580,10 +1549,19 @@
           </w:p>
         </w:tc>
         <w:tc>
-          <w:tcPr/>
-          <w:p>
-            <w:pPr>
-              <w:pStyle w:val="Compact"/>
+          <w:tcPr>
+            <w:tcW w:w="6495" w:type="dxa"/>
+            <w:tcMar>
+              <w:top w:w="60" w:type="dxa"/>
+              <w:left w:w="120" w:type="dxa"/>
+              <w:bottom w:w="60" w:type="dxa"/>
+              <w:right w:w="120" w:type="dxa"/>
+            </w:tcMar>
+          </w:tcPr>
+          <w:p>
+            <w:pPr>
+              <w:pStyle w:val="Compact"/>
+              <w:wordWrap w:val="1"/>
             </w:pPr>
             <w:r>
               <w:t xml:space="preserve">품질매뉴얼 §10.3 지속적 개선</w:t>
@@ -1737,18 +1715,10 @@
       </w:tr>
       <w:tr>
         <w:tc>
-          <w:tcPr>
-            <w:tcMar>
-              <w:top w:w="60" w:type="dxa"/>
-              <w:left w:w="120" w:type="dxa"/>
-              <w:bottom w:w="60" w:type="dxa"/>
-              <w:right w:w="120" w:type="dxa"/>
-            </w:tcMar>
-          </w:tcPr>
-          <w:p>
-            <w:pPr>
-              <w:pStyle w:val="Compact"/>
-              <w:wordWrap w:val="1"/>
+          <w:tcPr/>
+          <w:p>
+            <w:pPr>
+              <w:pStyle w:val="Compact"/>
             </w:pPr>
             <w:r>
               <w:t xml:space="preserve">QP-1001</w:t>
@@ -1756,18 +1726,10 @@
           </w:p>
         </w:tc>
         <w:tc>
-          <w:tcPr>
-            <w:tcMar>
-              <w:top w:w="60" w:type="dxa"/>
-              <w:left w:w="120" w:type="dxa"/>
-              <w:bottom w:w="60" w:type="dxa"/>
-              <w:right w:w="120" w:type="dxa"/>
-            </w:tcMar>
-          </w:tcPr>
-          <w:p>
-            <w:pPr>
-              <w:pStyle w:val="Compact"/>
-              <w:wordWrap w:val="1"/>
+          <w:tcPr/>
+          <w:p>
+            <w:pPr>
+              <w:pStyle w:val="Compact"/>
             </w:pPr>
             <w:r>
               <w:t xml:space="preserve">부적합 및 시정조치 관리 절차서</w:t>
@@ -1811,7 +1773,7 @@
         </w:trPr>
         <w:tc>
           <w:tcPr>
-            <w:tcW w:w="2460" w:type="dxa"/>
+            <w:tcW w:w="3000" w:type="dxa"/>
             <w:tcMar>
               <w:top w:w="60" w:type="dxa"/>
               <w:left w:w="120" w:type="dxa"/>
@@ -1832,7 +1794,7 @@
         </w:tc>
         <w:tc>
           <w:tcPr>
-            <w:tcW w:w="6328" w:type="dxa"/>
+            <w:tcW w:w="5788" w:type="dxa"/>
             <w:tcMar>
               <w:top w:w="60" w:type="dxa"/>
               <w:left w:w="120" w:type="dxa"/>
@@ -1854,9 +1816,7 @@
       </w:tr>
       <w:tr>
         <w:tc>
-          <w:tcPr>
-            <w:tcW w:w="2460" w:type="dxa"/>
-          </w:tcPr>
+          <w:tcPr/>
           <w:p>
             <w:pPr>
               <w:pStyle w:val="Compact"/>
@@ -1868,7 +1828,7 @@
         </w:tc>
         <w:tc>
           <w:tcPr>
-            <w:tcW w:w="6328" w:type="dxa"/>
+            <w:tcW w:w="5788" w:type="dxa"/>
             <w:tcMar>
               <w:top w:w="60" w:type="dxa"/>
               <w:left w:w="120" w:type="dxa"/>
@@ -1901,6 +1861,7 @@
         </w:tc>
         <w:tc>
           <w:tcPr>
+            <w:tcW w:w="5788" w:type="dxa"/>
             <w:tcMar>
               <w:top w:w="60" w:type="dxa"/>
               <w:left w:w="120" w:type="dxa"/>
@@ -1932,9 +1893,7 @@
           </w:p>
         </w:tc>
         <w:tc>
-          <w:tcPr>
-            <w:tcW w:w="6328" w:type="dxa"/>
-          </w:tcPr>
+          <w:tcPr/>
           <w:p>
             <w:pPr>
               <w:pStyle w:val="Compact"/>
@@ -1959,19 +1918,10 @@
       </w:tr>
       <w:tr>
         <w:tc>
-          <w:tcPr>
-            <w:tcW w:w="2460" w:type="dxa"/>
-            <w:tcMar>
-              <w:top w:w="60" w:type="dxa"/>
-              <w:left w:w="120" w:type="dxa"/>
-              <w:bottom w:w="60" w:type="dxa"/>
-              <w:right w:w="120" w:type="dxa"/>
-            </w:tcMar>
-          </w:tcPr>
-          <w:p>
-            <w:pPr>
-              <w:pStyle w:val="Compact"/>
-              <w:wordWrap w:val="1"/>
+          <w:tcPr/>
+          <w:p>
+            <w:pPr>
+              <w:pStyle w:val="Compact"/>
             </w:pPr>
             <w:r>
               <w:t xml:space="preserve">DMAIC</w:t>
@@ -1979,10 +1929,19 @@
           </w:p>
         </w:tc>
         <w:tc>
-          <w:tcPr/>
-          <w:p>
-            <w:pPr>
-              <w:pStyle w:val="Compact"/>
+          <w:tcPr>
+            <w:tcW w:w="5788" w:type="dxa"/>
+            <w:tcMar>
+              <w:top w:w="60" w:type="dxa"/>
+              <w:left w:w="120" w:type="dxa"/>
+              <w:bottom w:w="60" w:type="dxa"/>
+              <w:right w:w="120" w:type="dxa"/>
+            </w:tcMar>
+          </w:tcPr>
+          <w:p>
+            <w:pPr>
+              <w:pStyle w:val="Compact"/>
+              <w:wordWrap w:val="1"/>
             </w:pPr>
             <w:r>
               <w:t xml:space="preserve">Define(정의)-Measure(측정)-Analyze(분석)-Improve(개선)-Control(관리). Six Sigma 개선 방법론</w:t>
@@ -2112,18 +2071,10 @@
       </w:tr>
       <w:tr>
         <w:tc>
-          <w:tcPr>
-            <w:tcMar>
-              <w:top w:w="60" w:type="dxa"/>
-              <w:left w:w="120" w:type="dxa"/>
-              <w:bottom w:w="60" w:type="dxa"/>
-              <w:right w:w="120" w:type="dxa"/>
-            </w:tcMar>
-          </w:tcPr>
-          <w:p>
-            <w:pPr>
-              <w:pStyle w:val="Compact"/>
-              <w:wordWrap w:val="1"/>
+          <w:tcPr/>
+          <w:p>
+            <w:pPr>
+              <w:pStyle w:val="Compact"/>
             </w:pPr>
             <w:r>
               <w:t xml:space="preserve">CIP (Continual Improvement Plan)</w:t>
@@ -2131,18 +2082,10 @@
           </w:p>
         </w:tc>
         <w:tc>
-          <w:tcPr>
-            <w:tcMar>
-              <w:top w:w="60" w:type="dxa"/>
-              <w:left w:w="120" w:type="dxa"/>
-              <w:bottom w:w="60" w:type="dxa"/>
-              <w:right w:w="120" w:type="dxa"/>
-            </w:tcMar>
-          </w:tcPr>
-          <w:p>
-            <w:pPr>
-              <w:pStyle w:val="Compact"/>
-              <w:wordWrap w:val="1"/>
+          <w:tcPr/>
+          <w:p>
+            <w:pPr>
+              <w:pStyle w:val="Compact"/>
             </w:pPr>
             <w:r>
               <w:t xml:space="preserve">지속적 개선 계획서 — 개선 목표, 과제, 일정, 자원, 성과 지표를 포함하는 연간/반기 계획</w:t>
@@ -2186,7 +2129,7 @@
         </w:trPr>
         <w:tc>
           <w:tcPr>
-            <w:tcW w:w="2460" w:type="dxa"/>
+            <w:tcW w:w="2515" w:type="dxa"/>
             <w:tcMar>
               <w:top w:w="60" w:type="dxa"/>
               <w:left w:w="120" w:type="dxa"/>
@@ -2207,7 +2150,7 @@
         </w:tc>
         <w:tc>
           <w:tcPr>
-            <w:tcW w:w="6328" w:type="dxa"/>
+            <w:tcW w:w="6273" w:type="dxa"/>
             <w:tcMar>
               <w:top w:w="60" w:type="dxa"/>
               <w:left w:w="120" w:type="dxa"/>
@@ -2229,9 +2172,7 @@
       </w:tr>
       <w:tr>
         <w:tc>
-          <w:tcPr>
-            <w:tcW w:w="2460" w:type="dxa"/>
-          </w:tcPr>
+          <w:tcPr/>
           <w:p>
             <w:pPr>
               <w:pStyle w:val="Compact"/>
@@ -2243,7 +2184,7 @@
         </w:tc>
         <w:tc>
           <w:tcPr>
-            <w:tcW w:w="6328" w:type="dxa"/>
+            <w:tcW w:w="6273" w:type="dxa"/>
             <w:tcMar>
               <w:top w:w="60" w:type="dxa"/>
               <w:left w:w="120" w:type="dxa"/>
@@ -2276,6 +2217,7 @@
         </w:tc>
         <w:tc>
           <w:tcPr>
+            <w:tcW w:w="6273" w:type="dxa"/>
             <w:tcMar>
               <w:top w:w="60" w:type="dxa"/>
               <w:left w:w="120" w:type="dxa"/>
@@ -2307,9 +2249,7 @@
           </w:p>
         </w:tc>
         <w:tc>
-          <w:tcPr>
-            <w:tcW w:w="6328" w:type="dxa"/>
-          </w:tcPr>
+          <w:tcPr/>
           <w:p>
             <w:pPr>
               <w:pStyle w:val="Compact"/>
@@ -2322,19 +2262,10 @@
       </w:tr>
       <w:tr>
         <w:tc>
-          <w:tcPr>
-            <w:tcW w:w="2460" w:type="dxa"/>
-            <w:tcMar>
-              <w:top w:w="60" w:type="dxa"/>
-              <w:left w:w="120" w:type="dxa"/>
-              <w:bottom w:w="60" w:type="dxa"/>
-              <w:right w:w="120" w:type="dxa"/>
-            </w:tcMar>
-          </w:tcPr>
-          <w:p>
-            <w:pPr>
-              <w:pStyle w:val="Compact"/>
-              <w:wordWrap w:val="1"/>
+          <w:tcPr/>
+          <w:p>
+            <w:pPr>
+              <w:pStyle w:val="Compact"/>
             </w:pPr>
             <w:r>
               <w:t xml:space="preserve">품질팀 담당자</w:t>
@@ -2342,10 +2273,19 @@
           </w:p>
         </w:tc>
         <w:tc>
-          <w:tcPr/>
-          <w:p>
-            <w:pPr>
-              <w:pStyle w:val="Compact"/>
+          <w:tcPr>
+            <w:tcW w:w="6273" w:type="dxa"/>
+            <w:tcMar>
+              <w:top w:w="60" w:type="dxa"/>
+              <w:left w:w="120" w:type="dxa"/>
+              <w:bottom w:w="60" w:type="dxa"/>
+              <w:right w:w="120" w:type="dxa"/>
+            </w:tcMar>
+          </w:tcPr>
+          <w:p>
+            <w:pPr>
+              <w:pStyle w:val="Compact"/>
+              <w:wordWrap w:val="1"/>
             </w:pPr>
             <w:r>
               <w:t xml:space="preserve">개선 데이터 수집·분석, 개선 과제 진행 관리, Lesson Learned 기록</w:t>
@@ -2379,18 +2319,10 @@
       </w:tr>
       <w:tr>
         <w:tc>
-          <w:tcPr>
-            <w:tcMar>
-              <w:top w:w="60" w:type="dxa"/>
-              <w:left w:w="120" w:type="dxa"/>
-              <w:bottom w:w="60" w:type="dxa"/>
-              <w:right w:w="120" w:type="dxa"/>
-            </w:tcMar>
-          </w:tcPr>
-          <w:p>
-            <w:pPr>
-              <w:pStyle w:val="Compact"/>
-              <w:wordWrap w:val="1"/>
+          <w:tcPr/>
+          <w:p>
+            <w:pPr>
+              <w:pStyle w:val="Compact"/>
             </w:pPr>
             <w:r>
               <w:t xml:space="preserve">전 임직원</w:t>
@@ -2398,18 +2330,10 @@
           </w:p>
         </w:tc>
         <w:tc>
-          <w:tcPr>
-            <w:tcMar>
-              <w:top w:w="60" w:type="dxa"/>
-              <w:left w:w="120" w:type="dxa"/>
-              <w:bottom w:w="60" w:type="dxa"/>
-              <w:right w:w="120" w:type="dxa"/>
-            </w:tcMar>
-          </w:tcPr>
-          <w:p>
-            <w:pPr>
-              <w:pStyle w:val="Compact"/>
-              <w:wordWrap w:val="1"/>
+          <w:tcPr/>
+          <w:p>
+            <w:pPr>
+              <w:pStyle w:val="Compact"/>
             </w:pPr>
             <w:r>
               <w:t xml:space="preserve">개선 제안 제출, 할당된 개선 과제 이행, Kaizen 활동 참여</w:t>
@@ -2445,143 +2369,305 @@
         <w:t xml:space="preserve">M&amp;C Electronics VINA의 모든 지속적 개선 활동은 PDCA 사이클을 기본 프레임워크로 운영한다.</w:t>
       </w:r>
     </w:p>
-    <w:p>
-      <w:pPr>
-        <w:pStyle w:val="SourceCode"/>
-      </w:pPr>
-      <w:r>
-        <w:rPr>
-          <w:rStyle w:val="VerbatimChar"/>
-        </w:rPr>
-        <w:t xml:space="preserve">┌─────────────────────────────────────────────────────┐</w:t>
-      </w:r>
-      <w:r>
-        <w:br/>
-      </w:r>
-      <w:r>
-        <w:rPr>
-          <w:rStyle w:val="VerbatimChar"/>
-        </w:rPr>
-        <w:t xml:space="preserve">│                    PDCA 사이클                        │</w:t>
-      </w:r>
-      <w:r>
-        <w:br/>
-      </w:r>
-      <w:r>
-        <w:rPr>
-          <w:rStyle w:val="VerbatimChar"/>
-        </w:rPr>
-        <w:t xml:space="preserve">│                                                      │</w:t>
-      </w:r>
-      <w:r>
-        <w:br/>
-      </w:r>
-      <w:r>
-        <w:rPr>
-          <w:rStyle w:val="VerbatimChar"/>
-        </w:rPr>
-        <w:t xml:space="preserve">│   ┌──────────┐    ┌──────────┐                       │</w:t>
-      </w:r>
-      <w:r>
-        <w:br/>
-      </w:r>
-      <w:r>
-        <w:rPr>
-          <w:rStyle w:val="VerbatimChar"/>
-        </w:rPr>
-        <w:t xml:space="preserve">│   │  PLAN    │───→│   DO     │                       │</w:t>
-      </w:r>
-      <w:r>
-        <w:br/>
-      </w:r>
-      <w:r>
-        <w:rPr>
-          <w:rStyle w:val="VerbatimChar"/>
-        </w:rPr>
-        <w:t xml:space="preserve">│   │ (계획)   │    │  (실행)  │                       │</w:t>
-      </w:r>
-      <w:r>
-        <w:br/>
-      </w:r>
-      <w:r>
-        <w:rPr>
-          <w:rStyle w:val="VerbatimChar"/>
-        </w:rPr>
-        <w:t xml:space="preserve">│   └──────────┘    └──────────┘                       │</w:t>
-      </w:r>
-      <w:r>
-        <w:br/>
-      </w:r>
-      <w:r>
-        <w:rPr>
-          <w:rStyle w:val="VerbatimChar"/>
-        </w:rPr>
-        <w:t xml:space="preserve">│        ↑               │                             │</w:t>
-      </w:r>
-      <w:r>
-        <w:br/>
-      </w:r>
-      <w:r>
-        <w:rPr>
-          <w:rStyle w:val="VerbatimChar"/>
-        </w:rPr>
-        <w:t xml:space="preserve">│        │               ↓                             │</w:t>
-      </w:r>
-      <w:r>
-        <w:br/>
-      </w:r>
-      <w:r>
-        <w:rPr>
-          <w:rStyle w:val="VerbatimChar"/>
-        </w:rPr>
-        <w:t xml:space="preserve">│   ┌──────────┐    ┌──────────┐                       │</w:t>
-      </w:r>
-      <w:r>
-        <w:br/>
-      </w:r>
-      <w:r>
-        <w:rPr>
-          <w:rStyle w:val="VerbatimChar"/>
-        </w:rPr>
-        <w:t xml:space="preserve">│   │   ACT    │←───│  CHECK   │                       │</w:t>
-      </w:r>
-      <w:r>
-        <w:br/>
-      </w:r>
-      <w:r>
-        <w:rPr>
-          <w:rStyle w:val="VerbatimChar"/>
-        </w:rPr>
-        <w:t xml:space="preserve">│   │  (조치)  │    │  (확인)  │                       │</w:t>
-      </w:r>
-      <w:r>
-        <w:br/>
-      </w:r>
-      <w:r>
-        <w:rPr>
-          <w:rStyle w:val="VerbatimChar"/>
-        </w:rPr>
-        <w:t xml:space="preserve">│   └──────────┘    └──────────┘                       │</w:t>
-      </w:r>
-      <w:r>
-        <w:br/>
-      </w:r>
-      <w:r>
-        <w:rPr>
-          <w:rStyle w:val="VerbatimChar"/>
-        </w:rPr>
-        <w:t xml:space="preserve">│                                                      │</w:t>
-      </w:r>
-      <w:r>
-        <w:br/>
-      </w:r>
-      <w:r>
-        <w:rPr>
-          <w:rStyle w:val="VerbatimChar"/>
-        </w:rPr>
-        <w:t xml:space="preserve">└─────────────────────────────────────────────────────┘</w:t>
-      </w:r>
-    </w:p>
+    <w:tbl>
+      <w:tblPr>
+        <w:tblLook w:firstColumn="1" w:firstRow="1" w:lastColumn="0" w:lastRow="0" w:noHBand="0" w:noVBand="1" w:val="04A0"/>
+        <w:tblW w:w="8788" w:type="dxa"/>
+        <w:tblBorders>
+          <w:top w:val="single" w:sz="4" w:color="2E74B5" w:space="0"/>
+          <w:left w:val="single" w:sz="4" w:color="2E74B5" w:space="0"/>
+          <w:bottom w:val="single" w:sz="4" w:color="2E74B5" w:space="0"/>
+          <w:right w:val="single" w:sz="4" w:color="2E74B5" w:space="0"/>
+          <w:insideH w:val="single" w:sz="4" w:color="BDD7EE" w:space="0"/>
+          <w:insideV w:val="single" w:sz="2" w:color="D9D9D9" w:space="0"/>
+        </w:tblBorders>
+      </w:tblPr>
+      <w:tblGrid>
+        <w:gridCol w:w="4394"/>
+        <w:gridCol w:w="4394"/>
+      </w:tblGrid>
+      <w:tr>
+        <w:tc>
+          <w:tcPr>
+            <w:gridSpan w:val="2"/>
+            <w:tcW w:w="4394" w:type="dxa"/>
+            <w:tcMar>
+              <w:top w:w="80" w:type="dxa"/>
+              <w:left w:w="140" w:type="dxa"/>
+              <w:bottom w:w="80" w:type="dxa"/>
+              <w:right w:w="140" w:type="dxa"/>
+            </w:tcMar>
+            <w:shd w:val="clear" w:color="auto" w:fill="DEEAF1"/>
+          </w:tcPr>
+          <w:p>
+            <w:pPr>
+              <w:jc w:val="center"/>
+            </w:pPr>
+            <w:r>
+              <w:rPr>
+                <w:b w:val="1"/>
+                <w:rFonts w:ascii="맑은 고딕" w:hAnsi="맑은 고딕" w:eastAsia="맑은 고딕"/>
+                <w:sz w:val="20"/>
+                <w:szCs w:val="20"/>
+              </w:rPr>
+              <w:t xml:space="preserve">ACT</w:t>
+            </w:r>
+          </w:p>
+          <w:p>
+            <w:pPr>
+              <w:jc w:val="center"/>
+            </w:pPr>
+            <w:r>
+              <w:rPr>
+                <w:rFonts w:ascii="맑은 고딕" w:hAnsi="맑은 고딕" w:eastAsia="맑은 고딕"/>
+                <w:sz w:val="20"/>
+                <w:szCs w:val="20"/>
+              </w:rPr>
+              <w:t xml:space="preserve">개선 조치 실행</w:t>
+            </w:r>
+          </w:p>
+          <w:p>
+            <w:pPr>
+              <w:jc w:val="center"/>
+            </w:pPr>
+            <w:r>
+              <w:rPr>
+                <w:rFonts w:ascii="맑은 고딕" w:hAnsi="맑은 고딕" w:eastAsia="맑은 고딕"/>
+                <w:sz w:val="20"/>
+                <w:szCs w:val="20"/>
+              </w:rPr>
+              <w:t xml:space="preserve">시스템 갱신</w:t>
+            </w:r>
+          </w:p>
+        </w:tc>
+      </w:tr>
+      <w:tr>
+        <w:tc>
+          <w:tcPr>
+            <w:tcW w:w="4394" w:type="dxa"/>
+            <w:tcMar>
+              <w:top w:w="80" w:type="dxa"/>
+              <w:left w:w="140" w:type="dxa"/>
+              <w:bottom w:w="80" w:type="dxa"/>
+              <w:right w:w="140" w:type="dxa"/>
+            </w:tcMar>
+            <w:shd w:val="clear" w:color="auto" w:fill="EBF3FB"/>
+          </w:tcPr>
+          <w:p>
+            <w:pPr>
+              <w:jc w:val="center"/>
+            </w:pPr>
+            <w:r>
+              <w:rPr>
+                <w:b w:val="1"/>
+                <w:rFonts w:ascii="맑은 고딕" w:hAnsi="맑은 고딕" w:eastAsia="맑은 고딕"/>
+                <w:sz w:val="20"/>
+                <w:szCs w:val="20"/>
+              </w:rPr>
+              <w:t xml:space="preserve">PLAN</w:t>
+            </w:r>
+          </w:p>
+          <w:p>
+            <w:pPr>
+              <w:jc w:val="center"/>
+            </w:pPr>
+            <w:r>
+              <w:rPr>
+                <w:rFonts w:ascii="맑은 고딕" w:hAnsi="맑은 고딕" w:eastAsia="맑은 고딕"/>
+                <w:sz w:val="20"/>
+                <w:szCs w:val="20"/>
+              </w:rPr>
+              <w:t xml:space="preserve">목표 수립</w:t>
+            </w:r>
+          </w:p>
+          <w:p>
+            <w:pPr>
+              <w:jc w:val="center"/>
+            </w:pPr>
+            <w:r>
+              <w:rPr>
+                <w:rFonts w:ascii="맑은 고딕" w:hAnsi="맑은 고딕" w:eastAsia="맑은 고딕"/>
+                <w:sz w:val="20"/>
+                <w:szCs w:val="20"/>
+              </w:rPr>
+              <w:t xml:space="preserve">프로세스 기획</w:t>
+            </w:r>
+          </w:p>
+          <w:p>
+            <w:pPr>
+              <w:jc w:val="center"/>
+            </w:pPr>
+            <w:r>
+              <w:rPr>
+                <w:rFonts w:ascii="맑은 고딕" w:hAnsi="맑은 고딕" w:eastAsia="맑은 고딕"/>
+                <w:sz w:val="20"/>
+                <w:szCs w:val="20"/>
+              </w:rPr>
+              <w:t xml:space="preserve">리스크/기회 결정</w:t>
+            </w:r>
+          </w:p>
+          <w:p>
+            <w:pPr>
+              <w:jc w:val="center"/>
+            </w:pPr>
+            <w:r>
+              <w:rPr>
+                <w:rFonts w:ascii="맑은 고딕" w:hAnsi="맑은 고딕" w:eastAsia="맑은 고딕"/>
+                <w:sz w:val="20"/>
+                <w:szCs w:val="20"/>
+              </w:rPr>
+              <w:t xml:space="preserve">자원 결정</w:t>
+            </w:r>
+          </w:p>
+        </w:tc>
+        <w:tc>
+          <w:tcPr>
+            <w:tcW w:w="4394" w:type="dxa"/>
+            <w:tcMar>
+              <w:top w:w="80" w:type="dxa"/>
+              <w:left w:w="140" w:type="dxa"/>
+              <w:bottom w:w="80" w:type="dxa"/>
+              <w:right w:w="140" w:type="dxa"/>
+            </w:tcMar>
+            <w:shd w:val="clear" w:color="auto" w:fill="EBF3FB"/>
+          </w:tcPr>
+          <w:p>
+            <w:pPr>
+              <w:jc w:val="center"/>
+            </w:pPr>
+            <w:r>
+              <w:rPr>
+                <w:b w:val="1"/>
+                <w:rFonts w:ascii="맑은 고딕" w:hAnsi="맑은 고딕" w:eastAsia="맑은 고딕"/>
+                <w:sz w:val="20"/>
+                <w:szCs w:val="20"/>
+              </w:rPr>
+              <w:t xml:space="preserve">DO</w:t>
+            </w:r>
+          </w:p>
+          <w:p>
+            <w:pPr>
+              <w:jc w:val="center"/>
+            </w:pPr>
+            <w:r>
+              <w:rPr>
+                <w:rFonts w:ascii="맑은 고딕" w:hAnsi="맑은 고딕" w:eastAsia="맑은 고딕"/>
+                <w:sz w:val="20"/>
+                <w:szCs w:val="20"/>
+              </w:rPr>
+              <w:t xml:space="preserve">계획 실행</w:t>
+            </w:r>
+          </w:p>
+          <w:p>
+            <w:pPr>
+              <w:jc w:val="center"/>
+            </w:pPr>
+            <w:r>
+              <w:rPr>
+                <w:rFonts w:ascii="맑은 고딕" w:hAnsi="맑은 고딕" w:eastAsia="맑은 고딕"/>
+                <w:sz w:val="20"/>
+                <w:szCs w:val="20"/>
+              </w:rPr>
+              <w:t xml:space="preserve">프로세스 운영</w:t>
+            </w:r>
+          </w:p>
+          <w:p>
+            <w:pPr>
+              <w:jc w:val="center"/>
+            </w:pPr>
+            <w:r>
+              <w:rPr>
+                <w:rFonts w:ascii="맑은 고딕" w:hAnsi="맑은 고딕" w:eastAsia="맑은 고딕"/>
+                <w:sz w:val="20"/>
+                <w:szCs w:val="20"/>
+              </w:rPr>
+              <w:t xml:space="preserve">자원 배분/활용</w:t>
+            </w:r>
+          </w:p>
+          <w:p>
+            <w:pPr>
+              <w:jc w:val="center"/>
+            </w:pPr>
+            <w:r>
+              <w:rPr>
+                <w:rFonts w:ascii="맑은 고딕" w:hAnsi="맑은 고딕" w:eastAsia="맑은 고딕"/>
+                <w:sz w:val="20"/>
+                <w:szCs w:val="20"/>
+              </w:rPr>
+              <w:t xml:space="preserve">문서화된 정보 유지</w:t>
+            </w:r>
+          </w:p>
+        </w:tc>
+      </w:tr>
+      <w:tr>
+        <w:tc>
+          <w:tcPr>
+            <w:gridSpan w:val="2"/>
+            <w:tcW w:w="4394" w:type="dxa"/>
+            <w:tcMar>
+              <w:top w:w="80" w:type="dxa"/>
+              <w:left w:w="140" w:type="dxa"/>
+              <w:bottom w:w="80" w:type="dxa"/>
+              <w:right w:w="140" w:type="dxa"/>
+            </w:tcMar>
+            <w:shd w:val="clear" w:color="auto" w:fill="DEEAF1"/>
+          </w:tcPr>
+          <w:p>
+            <w:pPr>
+              <w:jc w:val="center"/>
+            </w:pPr>
+            <w:r>
+              <w:rPr>
+                <w:b w:val="1"/>
+                <w:rFonts w:ascii="맑은 고딕" w:hAnsi="맑은 고딕" w:eastAsia="맑은 고딕"/>
+                <w:sz w:val="20"/>
+                <w:szCs w:val="20"/>
+              </w:rPr>
+              <w:t xml:space="preserve">CHECK</w:t>
+            </w:r>
+          </w:p>
+          <w:p>
+            <w:pPr>
+              <w:jc w:val="center"/>
+            </w:pPr>
+            <w:r>
+              <w:rPr>
+                <w:rFonts w:ascii="맑은 고딕" w:hAnsi="맑은 고딕" w:eastAsia="맑은 고딕"/>
+                <w:sz w:val="20"/>
+                <w:szCs w:val="20"/>
+              </w:rPr>
+              <w:t xml:space="preserve">성과 모니터링/측정</w:t>
+            </w:r>
+          </w:p>
+          <w:p>
+            <w:pPr>
+              <w:jc w:val="center"/>
+            </w:pPr>
+            <w:r>
+              <w:rPr>
+                <w:rFonts w:ascii="맑은 고딕" w:hAnsi="맑은 고딕" w:eastAsia="맑은 고딕"/>
+                <w:sz w:val="20"/>
+                <w:szCs w:val="20"/>
+              </w:rPr>
+              <w:t xml:space="preserve">내부심사</w:t>
+            </w:r>
+          </w:p>
+          <w:p>
+            <w:pPr>
+              <w:jc w:val="center"/>
+            </w:pPr>
+            <w:r>
+              <w:rPr>
+                <w:rFonts w:ascii="맑은 고딕" w:hAnsi="맑은 고딕" w:eastAsia="맑은 고딕"/>
+                <w:sz w:val="20"/>
+                <w:szCs w:val="20"/>
+              </w:rPr>
+              <w:t xml:space="preserve">경영검토</w:t>
+            </w:r>
+          </w:p>
+        </w:tc>
+      </w:tr>
+    </w:tbl>
     <w:bookmarkEnd w:id="19"/>
     <w:bookmarkStart w:id="24" w:name="단계별-활동"/>
     <w:p>
@@ -2626,7 +2712,7 @@
         </w:trPr>
         <w:tc>
           <w:tcPr>
-            <w:tcW w:w="2460" w:type="dxa"/>
+            <w:tcW w:w="1878" w:type="dxa"/>
             <w:tcMar>
               <w:top w:w="60" w:type="dxa"/>
               <w:left w:w="120" w:type="dxa"/>
@@ -2647,7 +2733,7 @@
         </w:tc>
         <w:tc>
           <w:tcPr>
-            <w:tcW w:w="6328" w:type="dxa"/>
+            <w:tcW w:w="6910" w:type="dxa"/>
             <w:tcMar>
               <w:top w:w="60" w:type="dxa"/>
               <w:left w:w="120" w:type="dxa"/>
@@ -2669,9 +2755,7 @@
       </w:tr>
       <w:tr>
         <w:tc>
-          <w:tcPr>
-            <w:tcW w:w="2460" w:type="dxa"/>
-          </w:tcPr>
+          <w:tcPr/>
           <w:p>
             <w:pPr>
               <w:pStyle w:val="Compact"/>
@@ -2683,7 +2767,7 @@
         </w:tc>
         <w:tc>
           <w:tcPr>
-            <w:tcW w:w="6328" w:type="dxa"/>
+            <w:tcW w:w="6910" w:type="dxa"/>
             <w:tcMar>
               <w:top w:w="60" w:type="dxa"/>
               <w:left w:w="120" w:type="dxa"/>
@@ -2716,6 +2800,7 @@
         </w:tc>
         <w:tc>
           <w:tcPr>
+            <w:tcW w:w="6910" w:type="dxa"/>
             <w:tcMar>
               <w:top w:w="60" w:type="dxa"/>
               <w:left w:w="120" w:type="dxa"/>
@@ -2747,9 +2832,7 @@
           </w:p>
         </w:tc>
         <w:tc>
-          <w:tcPr>
-            <w:tcW w:w="6328" w:type="dxa"/>
-          </w:tcPr>
+          <w:tcPr/>
           <w:p>
             <w:pPr>
               <w:pStyle w:val="Compact"/>
@@ -2762,19 +2845,10 @@
       </w:tr>
       <w:tr>
         <w:tc>
-          <w:tcPr>
-            <w:tcW w:w="2460" w:type="dxa"/>
-            <w:tcMar>
-              <w:top w:w="60" w:type="dxa"/>
-              <w:left w:w="120" w:type="dxa"/>
-              <w:bottom w:w="60" w:type="dxa"/>
-              <w:right w:w="120" w:type="dxa"/>
-            </w:tcMar>
-          </w:tcPr>
-          <w:p>
-            <w:pPr>
-              <w:pStyle w:val="Compact"/>
-              <w:wordWrap w:val="1"/>
+          <w:tcPr/>
+          <w:p>
+            <w:pPr>
+              <w:pStyle w:val="Compact"/>
             </w:pPr>
             <w:r>
               <w:t xml:space="preserve">대책 수립</w:t>
@@ -2782,10 +2856,19 @@
           </w:p>
         </w:tc>
         <w:tc>
-          <w:tcPr/>
-          <w:p>
-            <w:pPr>
-              <w:pStyle w:val="Compact"/>
+          <w:tcPr>
+            <w:tcW w:w="6910" w:type="dxa"/>
+            <w:tcMar>
+              <w:top w:w="60" w:type="dxa"/>
+              <w:left w:w="120" w:type="dxa"/>
+              <w:bottom w:w="60" w:type="dxa"/>
+              <w:right w:w="120" w:type="dxa"/>
+            </w:tcMar>
+          </w:tcPr>
+          <w:p>
+            <w:pPr>
+              <w:pStyle w:val="Compact"/>
+              <w:wordWrap w:val="1"/>
             </w:pPr>
             <w:r>
               <w:t xml:space="preserve">개선 방안 도출, 실행 계획 수립 (담당자, 일정, 자원)</w:t>
@@ -2795,18 +2878,10 @@
       </w:tr>
       <w:tr>
         <w:tc>
-          <w:tcPr>
-            <w:tcMar>
-              <w:top w:w="60" w:type="dxa"/>
-              <w:left w:w="120" w:type="dxa"/>
-              <w:bottom w:w="60" w:type="dxa"/>
-              <w:right w:w="120" w:type="dxa"/>
-            </w:tcMar>
-          </w:tcPr>
-          <w:p>
-            <w:pPr>
-              <w:pStyle w:val="Compact"/>
-              <w:wordWrap w:val="1"/>
+          <w:tcPr/>
+          <w:p>
+            <w:pPr>
+              <w:pStyle w:val="Compact"/>
             </w:pPr>
             <w:r>
               <w:t xml:space="preserve">리스크 평가</w:t>
@@ -2814,18 +2889,10 @@
           </w:p>
         </w:tc>
         <w:tc>
-          <w:tcPr>
-            <w:tcMar>
-              <w:top w:w="60" w:type="dxa"/>
-              <w:left w:w="120" w:type="dxa"/>
-              <w:bottom w:w="60" w:type="dxa"/>
-              <w:right w:w="120" w:type="dxa"/>
-            </w:tcMar>
-          </w:tcPr>
-          <w:p>
-            <w:pPr>
-              <w:pStyle w:val="Compact"/>
-              <w:wordWrap w:val="1"/>
+          <w:tcPr/>
+          <w:p>
+            <w:pPr>
+              <w:pStyle w:val="Compact"/>
             </w:pPr>
             <w:r>
               <w:t xml:space="preserve">개선 실행에 따른 리스크 식별 및 완화 방안 (QP-601 연계)</w:t>
@@ -2868,7 +2935,7 @@
         </w:trPr>
         <w:tc>
           <w:tcPr>
-            <w:tcW w:w="2460" w:type="dxa"/>
+            <w:tcW w:w="1878" w:type="dxa"/>
             <w:tcMar>
               <w:top w:w="60" w:type="dxa"/>
               <w:left w:w="120" w:type="dxa"/>
@@ -2889,7 +2956,7 @@
         </w:tc>
         <w:tc>
           <w:tcPr>
-            <w:tcW w:w="6328" w:type="dxa"/>
+            <w:tcW w:w="6910" w:type="dxa"/>
             <w:tcMar>
               <w:top w:w="60" w:type="dxa"/>
               <w:left w:w="120" w:type="dxa"/>
@@ -2911,9 +2978,7 @@
       </w:tr>
       <w:tr>
         <w:tc>
-          <w:tcPr>
-            <w:tcW w:w="2460" w:type="dxa"/>
-          </w:tcPr>
+          <w:tcPr/>
           <w:p>
             <w:pPr>
               <w:pStyle w:val="Compact"/>
@@ -2925,7 +2990,7 @@
         </w:tc>
         <w:tc>
           <w:tcPr>
-            <w:tcW w:w="6328" w:type="dxa"/>
+            <w:tcW w:w="6910" w:type="dxa"/>
             <w:tcMar>
               <w:top w:w="60" w:type="dxa"/>
               <w:left w:w="120" w:type="dxa"/>
@@ -2958,6 +3023,7 @@
         </w:tc>
         <w:tc>
           <w:tcPr>
+            <w:tcW w:w="6910" w:type="dxa"/>
             <w:tcMar>
               <w:top w:w="60" w:type="dxa"/>
               <w:left w:w="120" w:type="dxa"/>
@@ -2978,7 +3044,9 @@
       </w:tr>
       <w:tr>
         <w:tc>
-          <w:tcPr/>
+          <w:tcPr>
+            <w:tcW w:w="1878" w:type="dxa"/>
+          </w:tcPr>
           <w:p>
             <w:pPr>
               <w:pStyle w:val="Compact"/>
@@ -2990,7 +3058,7 @@
         </w:tc>
         <w:tc>
           <w:tcPr>
-            <w:tcW w:w="6328" w:type="dxa"/>
+            <w:tcW w:w="6910" w:type="dxa"/>
           </w:tcPr>
           <w:p>
             <w:pPr>
@@ -3004,19 +3072,10 @@
       </w:tr>
       <w:tr>
         <w:tc>
-          <w:tcPr>
-            <w:tcW w:w="2460" w:type="dxa"/>
-            <w:tcMar>
-              <w:top w:w="60" w:type="dxa"/>
-              <w:left w:w="120" w:type="dxa"/>
-              <w:bottom w:w="60" w:type="dxa"/>
-              <w:right w:w="120" w:type="dxa"/>
-            </w:tcMar>
-          </w:tcPr>
-          <w:p>
-            <w:pPr>
-              <w:pStyle w:val="Compact"/>
-              <w:wordWrap w:val="1"/>
+          <w:tcPr/>
+          <w:p>
+            <w:pPr>
+              <w:pStyle w:val="Compact"/>
             </w:pPr>
             <w:r>
               <w:t xml:space="preserve">교육/소통</w:t>
@@ -3025,6 +3084,7 @@
         </w:tc>
         <w:tc>
           <w:tcPr>
+            <w:tcW w:w="6910" w:type="dxa"/>
             <w:tcMar>
               <w:top w:w="60" w:type="dxa"/>
               <w:left w:w="120" w:type="dxa"/>
@@ -3078,7 +3138,7 @@
         </w:trPr>
         <w:tc>
           <w:tcPr>
-            <w:tcW w:w="2460" w:type="dxa"/>
+            <w:tcW w:w="2216" w:type="dxa"/>
             <w:tcMar>
               <w:top w:w="60" w:type="dxa"/>
               <w:left w:w="120" w:type="dxa"/>
@@ -3099,7 +3159,7 @@
         </w:tc>
         <w:tc>
           <w:tcPr>
-            <w:tcW w:w="6328" w:type="dxa"/>
+            <w:tcW w:w="6572" w:type="dxa"/>
             <w:tcMar>
               <w:top w:w="60" w:type="dxa"/>
               <w:left w:w="120" w:type="dxa"/>
@@ -3121,9 +3181,7 @@
       </w:tr>
       <w:tr>
         <w:tc>
-          <w:tcPr>
-            <w:tcW w:w="2460" w:type="dxa"/>
-          </w:tcPr>
+          <w:tcPr/>
           <w:p>
             <w:pPr>
               <w:pStyle w:val="Compact"/>
@@ -3135,7 +3193,7 @@
         </w:tc>
         <w:tc>
           <w:tcPr>
-            <w:tcW w:w="6328" w:type="dxa"/>
+            <w:tcW w:w="6572" w:type="dxa"/>
             <w:tcMar>
               <w:top w:w="60" w:type="dxa"/>
               <w:left w:w="120" w:type="dxa"/>
@@ -3168,6 +3226,7 @@
         </w:tc>
         <w:tc>
           <w:tcPr>
+            <w:tcW w:w="6572" w:type="dxa"/>
             <w:tcMar>
               <w:top w:w="60" w:type="dxa"/>
               <w:left w:w="120" w:type="dxa"/>
@@ -3199,9 +3258,7 @@
           </w:p>
         </w:tc>
         <w:tc>
-          <w:tcPr>
-            <w:tcW w:w="6328" w:type="dxa"/>
-          </w:tcPr>
+          <w:tcPr/>
           <w:p>
             <w:pPr>
               <w:pStyle w:val="Compact"/>
@@ -3214,19 +3271,10 @@
       </w:tr>
       <w:tr>
         <w:tc>
-          <w:tcPr>
-            <w:tcW w:w="2460" w:type="dxa"/>
-            <w:tcMar>
-              <w:top w:w="60" w:type="dxa"/>
-              <w:left w:w="120" w:type="dxa"/>
-              <w:bottom w:w="60" w:type="dxa"/>
-              <w:right w:w="120" w:type="dxa"/>
-            </w:tcMar>
-          </w:tcPr>
-          <w:p>
-            <w:pPr>
-              <w:pStyle w:val="Compact"/>
-              <w:wordWrap w:val="1"/>
+          <w:tcPr/>
+          <w:p>
+            <w:pPr>
+              <w:pStyle w:val="Compact"/>
             </w:pPr>
             <w:r>
               <w:t xml:space="preserve">효과성 판정</w:t>
@@ -3235,6 +3283,7 @@
         </w:tc>
         <w:tc>
           <w:tcPr>
+            <w:tcW w:w="6572" w:type="dxa"/>
             <w:tcMar>
               <w:top w:w="60" w:type="dxa"/>
               <w:left w:w="120" w:type="dxa"/>
@@ -3288,7 +3337,7 @@
         </w:trPr>
         <w:tc>
           <w:tcPr>
-            <w:tcW w:w="2460" w:type="dxa"/>
+            <w:tcW w:w="3000" w:type="dxa"/>
             <w:tcMar>
               <w:top w:w="60" w:type="dxa"/>
               <w:left w:w="120" w:type="dxa"/>
@@ -3309,7 +3358,7 @@
         </w:tc>
         <w:tc>
           <w:tcPr>
-            <w:tcW w:w="6328" w:type="dxa"/>
+            <w:tcW w:w="5788" w:type="dxa"/>
             <w:tcMar>
               <w:top w:w="60" w:type="dxa"/>
               <w:left w:w="120" w:type="dxa"/>
@@ -3331,9 +3380,7 @@
       </w:tr>
       <w:tr>
         <w:tc>
-          <w:tcPr>
-            <w:tcW w:w="2460" w:type="dxa"/>
-          </w:tcPr>
+          <w:tcPr/>
           <w:p>
             <w:pPr>
               <w:pStyle w:val="Compact"/>
@@ -3345,7 +3392,7 @@
         </w:tc>
         <w:tc>
           <w:tcPr>
-            <w:tcW w:w="6328" w:type="dxa"/>
+            <w:tcW w:w="5788" w:type="dxa"/>
             <w:tcMar>
               <w:top w:w="60" w:type="dxa"/>
               <w:left w:w="120" w:type="dxa"/>
@@ -3378,6 +3425,7 @@
         </w:tc>
         <w:tc>
           <w:tcPr>
+            <w:tcW w:w="5788" w:type="dxa"/>
             <w:tcMar>
               <w:top w:w="60" w:type="dxa"/>
               <w:left w:w="120" w:type="dxa"/>
@@ -3409,9 +3457,7 @@
           </w:p>
         </w:tc>
         <w:tc>
-          <w:tcPr>
-            <w:tcW w:w="6328" w:type="dxa"/>
-          </w:tcPr>
+          <w:tcPr/>
           <w:p>
             <w:pPr>
               <w:pStyle w:val="Compact"/>
@@ -3424,19 +3470,10 @@
       </w:tr>
       <w:tr>
         <w:tc>
-          <w:tcPr>
-            <w:tcW w:w="2460" w:type="dxa"/>
-            <w:tcMar>
-              <w:top w:w="60" w:type="dxa"/>
-              <w:left w:w="120" w:type="dxa"/>
-              <w:bottom w:w="60" w:type="dxa"/>
-              <w:right w:w="120" w:type="dxa"/>
-            </w:tcMar>
-          </w:tcPr>
-          <w:p>
-            <w:pPr>
-              <w:pStyle w:val="Compact"/>
-              <w:wordWrap w:val="1"/>
+          <w:tcPr/>
+          <w:p>
+            <w:pPr>
+              <w:pStyle w:val="Compact"/>
             </w:pPr>
             <w:r>
               <w:t xml:space="preserve">잔여 과제 식별</w:t>
@@ -3444,10 +3481,19 @@
           </w:p>
         </w:tc>
         <w:tc>
-          <w:tcPr/>
-          <w:p>
-            <w:pPr>
-              <w:pStyle w:val="Compact"/>
+          <w:tcPr>
+            <w:tcW w:w="5788" w:type="dxa"/>
+            <w:tcMar>
+              <w:top w:w="60" w:type="dxa"/>
+              <w:left w:w="120" w:type="dxa"/>
+              <w:bottom w:w="60" w:type="dxa"/>
+              <w:right w:w="120" w:type="dxa"/>
+            </w:tcMar>
+          </w:tcPr>
+          <w:p>
+            <w:pPr>
+              <w:pStyle w:val="Compact"/>
+              <w:wordWrap w:val="1"/>
             </w:pPr>
             <w:r>
               <w:t xml:space="preserve">미진한 부분에 대한 추가 개선 과제 등록</w:t>
@@ -3457,18 +3503,10 @@
       </w:tr>
       <w:tr>
         <w:tc>
-          <w:tcPr>
-            <w:tcMar>
-              <w:top w:w="60" w:type="dxa"/>
-              <w:left w:w="120" w:type="dxa"/>
-              <w:bottom w:w="60" w:type="dxa"/>
-              <w:right w:w="120" w:type="dxa"/>
-            </w:tcMar>
-          </w:tcPr>
-          <w:p>
-            <w:pPr>
-              <w:pStyle w:val="Compact"/>
-              <w:wordWrap w:val="1"/>
+          <w:tcPr/>
+          <w:p>
+            <w:pPr>
+              <w:pStyle w:val="Compact"/>
             </w:pPr>
             <w:r>
               <w:t xml:space="preserve">차기 PDCA 연결</w:t>
@@ -3476,18 +3514,10 @@
           </w:p>
         </w:tc>
         <w:tc>
-          <w:tcPr>
-            <w:tcMar>
-              <w:top w:w="60" w:type="dxa"/>
-              <w:left w:w="120" w:type="dxa"/>
-              <w:bottom w:w="60" w:type="dxa"/>
-              <w:right w:w="120" w:type="dxa"/>
-            </w:tcMar>
-          </w:tcPr>
-          <w:p>
-            <w:pPr>
-              <w:pStyle w:val="Compact"/>
-              <w:wordWrap w:val="1"/>
+          <w:tcPr/>
+          <w:p>
+            <w:pPr>
+              <w:pStyle w:val="Compact"/>
             </w:pPr>
             <w:r>
               <w:t xml:space="preserve">다음 개선 사이클로 연결</w:t>
@@ -4538,7 +4568,7 @@
         </w:trPr>
         <w:tc>
           <w:tcPr>
-            <w:tcW w:w="2460" w:type="dxa"/>
+            <w:tcW w:w="1878" w:type="dxa"/>
             <w:tcMar>
               <w:top w:w="60" w:type="dxa"/>
               <w:left w:w="120" w:type="dxa"/>
@@ -4559,7 +4589,7 @@
         </w:tc>
         <w:tc>
           <w:tcPr>
-            <w:tcW w:w="6328" w:type="dxa"/>
+            <w:tcW w:w="6910" w:type="dxa"/>
             <w:tcMar>
               <w:top w:w="60" w:type="dxa"/>
               <w:left w:w="120" w:type="dxa"/>
@@ -4581,9 +4611,7 @@
       </w:tr>
       <w:tr>
         <w:tc>
-          <w:tcPr>
-            <w:tcW w:w="2460" w:type="dxa"/>
-          </w:tcPr>
+          <w:tcPr/>
           <w:p>
             <w:pPr>
               <w:pStyle w:val="Compact"/>
@@ -4595,7 +4623,7 @@
         </w:tc>
         <w:tc>
           <w:tcPr>
-            <w:tcW w:w="6328" w:type="dxa"/>
+            <w:tcW w:w="6910" w:type="dxa"/>
             <w:tcMar>
               <w:top w:w="60" w:type="dxa"/>
               <w:left w:w="120" w:type="dxa"/>
@@ -4628,6 +4656,7 @@
         </w:tc>
         <w:tc>
           <w:tcPr>
+            <w:tcW w:w="6910" w:type="dxa"/>
             <w:tcMar>
               <w:top w:w="60" w:type="dxa"/>
               <w:left w:w="120" w:type="dxa"/>
@@ -4659,9 +4688,7 @@
           </w:p>
         </w:tc>
         <w:tc>
-          <w:tcPr>
-            <w:tcW w:w="6328" w:type="dxa"/>
-          </w:tcPr>
+          <w:tcPr/>
           <w:p>
             <w:pPr>
               <w:pStyle w:val="Compact"/>
@@ -4674,9 +4701,7 @@
       </w:tr>
       <w:tr>
         <w:tc>
-          <w:tcPr>
-            <w:tcW w:w="2460" w:type="dxa"/>
-          </w:tcPr>
+          <w:tcPr/>
           <w:p>
             <w:pPr>
               <w:pStyle w:val="Compact"/>
@@ -4687,7 +4712,9 @@
           </w:p>
         </w:tc>
         <w:tc>
-          <w:tcPr/>
+          <w:tcPr>
+            <w:tcW w:w="6910" w:type="dxa"/>
+          </w:tcPr>
           <w:p>
             <w:pPr>
               <w:pStyle w:val="Compact"/>
@@ -4735,19 +4762,10 @@
           </w:p>
         </w:tc>
         <w:tc>
-          <w:tcPr>
-            <w:tcW w:w="6328" w:type="dxa"/>
-            <w:tcMar>
-              <w:top w:w="60" w:type="dxa"/>
-              <w:left w:w="120" w:type="dxa"/>
-              <w:bottom w:w="60" w:type="dxa"/>
-              <w:right w:w="120" w:type="dxa"/>
-            </w:tcMar>
-          </w:tcPr>
-          <w:p>
-            <w:pPr>
-              <w:pStyle w:val="Compact"/>
-              <w:wordWrap w:val="1"/>
+          <w:tcPr/>
+          <w:p>
+            <w:pPr>
+              <w:pStyle w:val="Compact"/>
             </w:pPr>
             <w:r>
               <w:t xml:space="preserve">개선 목표 (정량적 수치)</w:t>
@@ -4830,17 +4848,11 @@
       <w:tr>
         <w:tc>
           <w:tcPr>
-            <w:tcMar>
-              <w:top w:w="60" w:type="dxa"/>
-              <w:left w:w="120" w:type="dxa"/>
-              <w:bottom w:w="60" w:type="dxa"/>
-              <w:right w:w="120" w:type="dxa"/>
-            </w:tcMar>
-          </w:tcPr>
-          <w:p>
-            <w:pPr>
-              <w:pStyle w:val="Compact"/>
-              <w:wordWrap w:val="1"/>
+            <w:tcW w:w="1878" w:type="dxa"/>
+          </w:tcPr>
+          <w:p>
+            <w:pPr>
+              <w:pStyle w:val="Compact"/>
             </w:pPr>
             <w:r>
               <w:t xml:space="preserve">상태</w:t>
@@ -4849,6 +4861,7 @@
         </w:tc>
         <w:tc>
           <w:tcPr>
+            <w:tcW w:w="6910" w:type="dxa"/>
             <w:tcMar>
               <w:top w:w="60" w:type="dxa"/>
               <w:left w:w="120" w:type="dxa"/>
@@ -5476,7 +5489,7 @@
         </w:trPr>
         <w:tc>
           <w:tcPr>
-            <w:tcW w:w="2460" w:type="dxa"/>
+            <w:tcW w:w="2541" w:type="dxa"/>
             <w:tcMar>
               <w:top w:w="60" w:type="dxa"/>
               <w:left w:w="120" w:type="dxa"/>
@@ -5497,7 +5510,7 @@
         </w:tc>
         <w:tc>
           <w:tcPr>
-            <w:tcW w:w="6328" w:type="dxa"/>
+            <w:tcW w:w="6247" w:type="dxa"/>
             <w:tcMar>
               <w:top w:w="60" w:type="dxa"/>
               <w:left w:w="120" w:type="dxa"/>
@@ -5519,9 +5532,7 @@
       </w:tr>
       <w:tr>
         <w:tc>
-          <w:tcPr>
-            <w:tcW w:w="2460" w:type="dxa"/>
-          </w:tcPr>
+          <w:tcPr/>
           <w:p>
             <w:pPr>
               <w:pStyle w:val="Compact"/>
@@ -5533,7 +5544,7 @@
         </w:tc>
         <w:tc>
           <w:tcPr>
-            <w:tcW w:w="6328" w:type="dxa"/>
+            <w:tcW w:w="6247" w:type="dxa"/>
             <w:tcMar>
               <w:top w:w="60" w:type="dxa"/>
               <w:left w:w="120" w:type="dxa"/>
@@ -5566,6 +5577,7 @@
         </w:tc>
         <w:tc>
           <w:tcPr>
+            <w:tcW w:w="6247" w:type="dxa"/>
             <w:tcMar>
               <w:top w:w="60" w:type="dxa"/>
               <w:left w:w="120" w:type="dxa"/>
@@ -5597,9 +5609,7 @@
           </w:p>
         </w:tc>
         <w:tc>
-          <w:tcPr>
-            <w:tcW w:w="6328" w:type="dxa"/>
-          </w:tcPr>
+          <w:tcPr/>
           <w:p>
             <w:pPr>
               <w:pStyle w:val="Compact"/>
@@ -5612,19 +5622,10 @@
       </w:tr>
       <w:tr>
         <w:tc>
-          <w:tcPr>
-            <w:tcW w:w="2460" w:type="dxa"/>
-            <w:tcMar>
-              <w:top w:w="60" w:type="dxa"/>
-              <w:left w:w="120" w:type="dxa"/>
-              <w:bottom w:w="60" w:type="dxa"/>
-              <w:right w:w="120" w:type="dxa"/>
-            </w:tcMar>
-          </w:tcPr>
-          <w:p>
-            <w:pPr>
-              <w:pStyle w:val="Compact"/>
-              <w:wordWrap w:val="1"/>
+          <w:tcPr/>
+          <w:p>
+            <w:pPr>
+              <w:pStyle w:val="Compact"/>
             </w:pPr>
             <w:r>
               <w:t xml:space="preserve">실현 가능성</w:t>
@@ -5632,10 +5633,19 @@
           </w:p>
         </w:tc>
         <w:tc>
-          <w:tcPr/>
-          <w:p>
-            <w:pPr>
-              <w:pStyle w:val="Compact"/>
+          <w:tcPr>
+            <w:tcW w:w="6247" w:type="dxa"/>
+            <w:tcMar>
+              <w:top w:w="60" w:type="dxa"/>
+              <w:left w:w="120" w:type="dxa"/>
+              <w:bottom w:w="60" w:type="dxa"/>
+              <w:right w:w="120" w:type="dxa"/>
+            </w:tcMar>
+          </w:tcPr>
+          <w:p>
+            <w:pPr>
+              <w:pStyle w:val="Compact"/>
+              <w:wordWrap w:val="1"/>
             </w:pPr>
             <w:r>
               <w:t xml:space="preserve">15점</w:t>
@@ -5669,18 +5679,10 @@
       </w:tr>
       <w:tr>
         <w:tc>
-          <w:tcPr>
-            <w:tcMar>
-              <w:top w:w="60" w:type="dxa"/>
-              <w:left w:w="120" w:type="dxa"/>
-              <w:bottom w:w="60" w:type="dxa"/>
-              <w:right w:w="120" w:type="dxa"/>
-            </w:tcMar>
-          </w:tcPr>
-          <w:p>
-            <w:pPr>
-              <w:pStyle w:val="Compact"/>
-              <w:wordWrap w:val="1"/>
+          <w:tcPr/>
+          <w:p>
+            <w:pPr>
+              <w:pStyle w:val="Compact"/>
             </w:pPr>
             <w:r>
               <w:rPr>
@@ -5692,18 +5694,10 @@
           </w:p>
         </w:tc>
         <w:tc>
-          <w:tcPr>
-            <w:tcMar>
-              <w:top w:w="60" w:type="dxa"/>
-              <w:left w:w="120" w:type="dxa"/>
-              <w:bottom w:w="60" w:type="dxa"/>
-              <w:right w:w="120" w:type="dxa"/>
-            </w:tcMar>
-          </w:tcPr>
-          <w:p>
-            <w:pPr>
-              <w:pStyle w:val="Compact"/>
-              <w:wordWrap w:val="1"/>
+          <w:tcPr/>
+          <w:p>
+            <w:pPr>
+              <w:pStyle w:val="Compact"/>
             </w:pPr>
             <w:r>
               <w:rPr>
@@ -5794,7 +5788,7 @@
         </w:trPr>
         <w:tc>
           <w:tcPr>
-            <w:tcW w:w="2460" w:type="dxa"/>
+            <w:tcW w:w="2476" w:type="dxa"/>
             <w:tcMar>
               <w:top w:w="60" w:type="dxa"/>
               <w:left w:w="120" w:type="dxa"/>
@@ -5815,7 +5809,7 @@
         </w:tc>
         <w:tc>
           <w:tcPr>
-            <w:tcW w:w="6328" w:type="dxa"/>
+            <w:tcW w:w="6312" w:type="dxa"/>
             <w:tcMar>
               <w:top w:w="60" w:type="dxa"/>
               <w:left w:w="120" w:type="dxa"/>
@@ -5837,9 +5831,7 @@
       </w:tr>
       <w:tr>
         <w:tc>
-          <w:tcPr>
-            <w:tcW w:w="2460" w:type="dxa"/>
-          </w:tcPr>
+          <w:tcPr/>
           <w:p>
             <w:pPr>
               <w:pStyle w:val="Compact"/>
@@ -5851,7 +5843,7 @@
         </w:tc>
         <w:tc>
           <w:tcPr>
-            <w:tcW w:w="6328" w:type="dxa"/>
+            <w:tcW w:w="6312" w:type="dxa"/>
             <w:tcMar>
               <w:top w:w="60" w:type="dxa"/>
               <w:left w:w="120" w:type="dxa"/>
@@ -5884,6 +5876,7 @@
         </w:tc>
         <w:tc>
           <w:tcPr>
+            <w:tcW w:w="6312" w:type="dxa"/>
             <w:tcMar>
               <w:top w:w="60" w:type="dxa"/>
               <w:left w:w="120" w:type="dxa"/>
@@ -5915,9 +5908,7 @@
           </w:p>
         </w:tc>
         <w:tc>
-          <w:tcPr>
-            <w:tcW w:w="6328" w:type="dxa"/>
-          </w:tcPr>
+          <w:tcPr/>
           <w:p>
             <w:pPr>
               <w:pStyle w:val="Compact"/>
@@ -5930,19 +5921,10 @@
       </w:tr>
       <w:tr>
         <w:tc>
-          <w:tcPr>
-            <w:tcW w:w="2460" w:type="dxa"/>
-            <w:tcMar>
-              <w:top w:w="60" w:type="dxa"/>
-              <w:left w:w="120" w:type="dxa"/>
-              <w:bottom w:w="60" w:type="dxa"/>
-              <w:right w:w="120" w:type="dxa"/>
-            </w:tcMar>
-          </w:tcPr>
-          <w:p>
-            <w:pPr>
-              <w:pStyle w:val="Compact"/>
-              <w:wordWrap w:val="1"/>
+          <w:tcPr/>
+          <w:p>
+            <w:pPr>
+              <w:pStyle w:val="Compact"/>
             </w:pPr>
             <w:r>
               <w:t xml:space="preserve">고객만족 개선</w:t>
@@ -5950,10 +5932,19 @@
           </w:p>
         </w:tc>
         <w:tc>
-          <w:tcPr/>
-          <w:p>
-            <w:pPr>
-              <w:pStyle w:val="Compact"/>
+          <w:tcPr>
+            <w:tcW w:w="6312" w:type="dxa"/>
+            <w:tcMar>
+              <w:top w:w="60" w:type="dxa"/>
+              <w:left w:w="120" w:type="dxa"/>
+              <w:bottom w:w="60" w:type="dxa"/>
+              <w:right w:w="120" w:type="dxa"/>
+            </w:tcMar>
+          </w:tcPr>
+          <w:p>
+            <w:pPr>
+              <w:pStyle w:val="Compact"/>
+              <w:wordWrap w:val="1"/>
             </w:pPr>
             <w:r>
               <w:t xml:space="preserve">CSI 향상, 고객 클레임 감소, 스코어카드 등급 향상</w:t>
@@ -5963,18 +5954,10 @@
       </w:tr>
       <w:tr>
         <w:tc>
-          <w:tcPr>
-            <w:tcMar>
-              <w:top w:w="60" w:type="dxa"/>
-              <w:left w:w="120" w:type="dxa"/>
-              <w:bottom w:w="60" w:type="dxa"/>
-              <w:right w:w="120" w:type="dxa"/>
-            </w:tcMar>
-          </w:tcPr>
-          <w:p>
-            <w:pPr>
-              <w:pStyle w:val="Compact"/>
-              <w:wordWrap w:val="1"/>
+          <w:tcPr/>
+          <w:p>
+            <w:pPr>
+              <w:pStyle w:val="Compact"/>
             </w:pPr>
             <w:r>
               <w:t xml:space="preserve">공급망 성과 개선</w:t>
@@ -5982,18 +5965,10 @@
           </w:p>
         </w:tc>
         <w:tc>
-          <w:tcPr>
-            <w:tcMar>
-              <w:top w:w="60" w:type="dxa"/>
-              <w:left w:w="120" w:type="dxa"/>
-              <w:bottom w:w="60" w:type="dxa"/>
-              <w:right w:w="120" w:type="dxa"/>
-            </w:tcMar>
-          </w:tcPr>
-          <w:p>
-            <w:pPr>
-              <w:pStyle w:val="Compact"/>
-              <w:wordWrap w:val="1"/>
+          <w:tcPr/>
+          <w:p>
+            <w:pPr>
+              <w:pStyle w:val="Compact"/>
             </w:pPr>
             <w:r>
               <w:t xml:space="preserve">외부공급자 품질/납기 성과 향상</w:t>
@@ -7512,10 +7487,18 @@
       </w:tr>
       <w:tr>
         <w:tc>
-          <w:tcPr/>
-          <w:p>
-            <w:pPr>
-              <w:pStyle w:val="Compact"/>
+          <w:tcPr>
+            <w:tcMar>
+              <w:top w:w="60" w:type="dxa"/>
+              <w:left w:w="120" w:type="dxa"/>
+              <w:bottom w:w="60" w:type="dxa"/>
+              <w:right w:w="120" w:type="dxa"/>
+            </w:tcMar>
+          </w:tcPr>
+          <w:p>
+            <w:pPr>
+              <w:pStyle w:val="Compact"/>
+              <w:wordWrap w:val="1"/>
             </w:pPr>
             <w:r>
               <w:t xml:space="preserve">개선 과제 현황</w:t>
@@ -7523,10 +7506,18 @@
           </w:p>
         </w:tc>
         <w:tc>
-          <w:tcPr/>
-          <w:p>
-            <w:pPr>
-              <w:pStyle w:val="Compact"/>
+          <w:tcPr>
+            <w:tcMar>
+              <w:top w:w="60" w:type="dxa"/>
+              <w:left w:w="120" w:type="dxa"/>
+              <w:bottom w:w="60" w:type="dxa"/>
+              <w:right w:w="120" w:type="dxa"/>
+            </w:tcMar>
+          </w:tcPr>
+          <w:p>
+            <w:pPr>
+              <w:pStyle w:val="Compact"/>
+              <w:wordWrap w:val="1"/>
             </w:pPr>
             <w:r>
               <w:t xml:space="preserve">등록/진행/완료/종결 건수, 완료율, 목표 달성률</w:t>
@@ -7577,18 +7568,10 @@
           </w:p>
         </w:tc>
         <w:tc>
-          <w:tcPr>
-            <w:tcMar>
-              <w:top w:w="60" w:type="dxa"/>
-              <w:left w:w="120" w:type="dxa"/>
-              <w:bottom w:w="60" w:type="dxa"/>
-              <w:right w:w="120" w:type="dxa"/>
-            </w:tcMar>
-          </w:tcPr>
-          <w:p>
-            <w:pPr>
-              <w:pStyle w:val="Compact"/>
-              <w:wordWrap w:val="1"/>
+          <w:tcPr/>
+          <w:p>
+            <w:pPr>
+              <w:pStyle w:val="Compact"/>
             </w:pPr>
             <w:r>
               <w:t xml:space="preserve">반기</w:t>
@@ -8333,7 +8316,6 @@
               <w:bottom w:w="60" w:type="dxa"/>
               <w:right w:w="120" w:type="dxa"/>
             </w:tcMar>
-            <w:shd w:val="clear" w:color="auto" w:fill="DEEAF1"/>
           </w:tcPr>
           <w:p>
             <w:pPr>
@@ -8353,7 +8335,6 @@
               <w:bottom w:w="60" w:type="dxa"/>
               <w:right w:w="120" w:type="dxa"/>
             </w:tcMar>
-            <w:shd w:val="clear" w:color="auto" w:fill="DEEAF1"/>
           </w:tcPr>
           <w:p>
             <w:pPr>
@@ -8373,7 +8354,6 @@
               <w:bottom w:w="60" w:type="dxa"/>
               <w:right w:w="120" w:type="dxa"/>
             </w:tcMar>
-            <w:shd w:val="clear" w:color="auto" w:fill="DEEAF1"/>
           </w:tcPr>
           <w:p>
             <w:pPr>
@@ -8718,7 +8698,7 @@
         </w:trPr>
         <w:tc>
           <w:tcPr>
-            <w:tcW w:w="2460" w:type="dxa"/>
+            <w:tcW w:w="1929" w:type="dxa"/>
             <w:tcMar>
               <w:top w:w="60" w:type="dxa"/>
               <w:left w:w="120" w:type="dxa"/>
@@ -8739,7 +8719,7 @@
         </w:tc>
         <w:tc>
           <w:tcPr>
-            <w:tcW w:w="6328" w:type="dxa"/>
+            <w:tcW w:w="6859" w:type="dxa"/>
             <w:tcMar>
               <w:top w:w="60" w:type="dxa"/>
               <w:left w:w="120" w:type="dxa"/>
@@ -8761,9 +8741,7 @@
       </w:tr>
       <w:tr>
         <w:tc>
-          <w:tcPr>
-            <w:tcW w:w="2460" w:type="dxa"/>
-          </w:tcPr>
+          <w:tcPr/>
           <w:p>
             <w:pPr>
               <w:pStyle w:val="Compact"/>
@@ -8775,7 +8753,7 @@
         </w:tc>
         <w:tc>
           <w:tcPr>
-            <w:tcW w:w="6328" w:type="dxa"/>
+            <w:tcW w:w="6859" w:type="dxa"/>
             <w:tcMar>
               <w:top w:w="60" w:type="dxa"/>
               <w:left w:w="120" w:type="dxa"/>
@@ -8808,6 +8786,7 @@
         </w:tc>
         <w:tc>
           <w:tcPr>
+            <w:tcW w:w="6859" w:type="dxa"/>
             <w:tcMar>
               <w:top w:w="60" w:type="dxa"/>
               <w:left w:w="120" w:type="dxa"/>
@@ -8839,9 +8818,7 @@
           </w:p>
         </w:tc>
         <w:tc>
-          <w:tcPr>
-            <w:tcW w:w="6328" w:type="dxa"/>
-          </w:tcPr>
+          <w:tcPr/>
           <w:p>
             <w:pPr>
               <w:pStyle w:val="Compact"/>
@@ -8854,19 +8831,10 @@
       </w:tr>
       <w:tr>
         <w:tc>
-          <w:tcPr>
-            <w:tcW w:w="2460" w:type="dxa"/>
-            <w:tcMar>
-              <w:top w:w="60" w:type="dxa"/>
-              <w:left w:w="120" w:type="dxa"/>
-              <w:bottom w:w="60" w:type="dxa"/>
-              <w:right w:w="120" w:type="dxa"/>
-            </w:tcMar>
-          </w:tcPr>
-          <w:p>
-            <w:pPr>
-              <w:pStyle w:val="Compact"/>
-              <w:wordWrap w:val="1"/>
+          <w:tcPr/>
+          <w:p>
+            <w:pPr>
+              <w:pStyle w:val="Compact"/>
             </w:pPr>
             <w:r>
               <w:t xml:space="preserve">QF-1002-04</w:t>
@@ -8874,10 +8842,19 @@
           </w:p>
         </w:tc>
         <w:tc>
-          <w:tcPr/>
-          <w:p>
-            <w:pPr>
-              <w:pStyle w:val="Compact"/>
+          <w:tcPr>
+            <w:tcW w:w="6859" w:type="dxa"/>
+            <w:tcMar>
+              <w:top w:w="60" w:type="dxa"/>
+              <w:left w:w="120" w:type="dxa"/>
+              <w:bottom w:w="60" w:type="dxa"/>
+              <w:right w:w="120" w:type="dxa"/>
+            </w:tcMar>
+          </w:tcPr>
+          <w:p>
+            <w:pPr>
+              <w:pStyle w:val="Compact"/>
+              <w:wordWrap w:val="1"/>
             </w:pPr>
             <w:r>
               <w:t xml:space="preserve">개선 과제 실행 계획서</w:t>
@@ -8983,18 +8960,10 @@
       </w:tr>
       <w:tr>
         <w:tc>
-          <w:tcPr>
-            <w:tcMar>
-              <w:top w:w="60" w:type="dxa"/>
-              <w:left w:w="120" w:type="dxa"/>
-              <w:bottom w:w="60" w:type="dxa"/>
-              <w:right w:w="120" w:type="dxa"/>
-            </w:tcMar>
-          </w:tcPr>
-          <w:p>
-            <w:pPr>
-              <w:pStyle w:val="Compact"/>
-              <w:wordWrap w:val="1"/>
+          <w:tcPr/>
+          <w:p>
+            <w:pPr>
+              <w:pStyle w:val="Compact"/>
             </w:pPr>
             <w:r>
               <w:t xml:space="preserve">QF-1002-09</w:t>
@@ -9002,18 +8971,10 @@
           </w:p>
         </w:tc>
         <w:tc>
-          <w:tcPr>
-            <w:tcMar>
-              <w:top w:w="60" w:type="dxa"/>
-              <w:left w:w="120" w:type="dxa"/>
-              <w:bottom w:w="60" w:type="dxa"/>
-              <w:right w:w="120" w:type="dxa"/>
-            </w:tcMar>
-          </w:tcPr>
-          <w:p>
-            <w:pPr>
-              <w:pStyle w:val="Compact"/>
-              <w:wordWrap w:val="1"/>
+          <w:tcPr/>
+          <w:p>
+            <w:pPr>
+              <w:pStyle w:val="Compact"/>
             </w:pPr>
             <w:r>
               <w:t xml:space="preserve">Kaizen 평가/포상 기록서</w:t>
@@ -9601,8 +9562,8 @@
     <w:rPrDefault>
       <w:rPr>
         <w:rFonts w:asciiTheme="minorHAnsi" w:cstheme="minorBidi" w:eastAsiaTheme="minorEastAsia" w:hAnsiTheme="minorHAnsi"/>
-        <w:sz w:val="24"/>
-        <w:szCs w:val="24"/>
+        <w:sz w:val="20"/>
+        <w:szCs w:val="20"/>
         <w:lang w:bidi="ar-SA" w:eastAsia="zh-CN" w:val="en-US"/>
       </w:rPr>
     </w:rPrDefault>
@@ -9670,8 +9631,8 @@
     </w:pPr>
     <w:rPr>
       <w:rFonts w:asciiTheme="majorHAnsi" w:cstheme="majorBidi" w:eastAsiaTheme="majorEastAsia" w:hAnsiTheme="majorHAnsi"/>
-      <w:sz w:val="56"/>
-      <w:szCs w:val="56"/>
+      <w:sz w:val="44"/>
+      <w:szCs w:val="44"/>
     </w:rPr>
   </w:style>
   <w:style w:customStyle="1" w:styleId="TitleChar" w:type="character">
@@ -9682,8 +9643,8 @@
     <w:rsid w:val="00A10FD9"/>
     <w:rPr>
       <w:rFonts w:asciiTheme="majorHAnsi" w:cstheme="majorBidi" w:eastAsiaTheme="majorEastAsia" w:hAnsiTheme="majorHAnsi"/>
-      <w:sz w:val="56"/>
-      <w:szCs w:val="56"/>
+      <w:sz w:val="44"/>
+      <w:szCs w:val="44"/>
     </w:rPr>
   </w:style>
   <w:style w:styleId="Subtitle" w:type="paragraph">
@@ -9805,8 +9766,8 @@
     <w:rPr>
       <w:rFonts w:asciiTheme="majorHAnsi" w:cstheme="majorBidi" w:eastAsiaTheme="majorEastAsia" w:hAnsiTheme="majorHAnsi"/>
       <w:color w:themeColor="accent1" w:themeShade="BF" w:val="0F4761"/>
-      <w:sz w:val="40"/>
-      <w:szCs w:val="40"/>
+      <w:sz w:val="32"/>
+      <w:szCs w:val="32"/>
     </w:rPr>
   </w:style>
   <w:style w:styleId="Heading2" w:type="paragraph">
@@ -9996,8 +9957,8 @@
     <w:rPr>
       <w:rFonts w:asciiTheme="majorHAnsi" w:cstheme="majorBidi" w:eastAsiaTheme="majorEastAsia" w:hAnsiTheme="majorHAnsi"/>
       <w:color w:themeColor="accent1" w:themeShade="BF" w:val="0F4761"/>
-      <w:sz w:val="40"/>
-      <w:szCs w:val="40"/>
+      <w:sz w:val="32"/>
+      <w:szCs w:val="32"/>
     </w:rPr>
   </w:style>
   <w:style w:customStyle="1" w:styleId="Heading2Char" w:type="character">
